--- a/juliano/cronogramas/Cronograma_Informatica_Semana6_IUTECP.docx
+++ b/juliano/cronogramas/Cronograma_Informatica_Semana6_IUTECP.docx
@@ -181,7 +181,7 @@
           <w:b w:val="0"/>
           <w:sz w:val="24"/>
         </w:rPr>
-        <w:t>Empaquetar la aplicación de escritorio mediante el framework Wails con integración de WebView2 portable, logrando un ejecutable autónomo sin dependencias de instalación, y colaborar en las labores regulares de despacho de correspondencia presidencial.</w:t>
+        <w:t>Empaquetar la aplicación de escritorio mediante el Marco de trabajo Wails con integración de WebView2 portable, logrando un ejecutable sin dependencias de instalación, y colaborar en las labores regulares.</w:t>
       </w:r>
     </w:p>
     <w:p/>
@@ -363,7 +363,7 @@
                 <w:b w:val="0"/>
                 <w:sz w:val="20"/>
               </w:rPr>
-              <w:t>Instalación y configuración del framework Wails en el entorno de desarrollo, revisión de compatibilidad con el sistema operativo del equipo corporativo y definición de los parámetros de compilación.</w:t>
+              <w:t>Instalación y configuración del Marco de trabajo Wails en el entorno de desarrollo, revisión de compatibilidad con el sistema operativo del equipo corporativo y definición de los parámetros de compilación.</w:t>
             </w:r>
           </w:p>
         </w:tc>
@@ -384,7 +384,7 @@
                 <w:b w:val="0"/>
                 <w:sz w:val="20"/>
               </w:rPr>
-              <w:t>Framework Wails, Go runtime, editor de código fuente</w:t>
+              <w:t>Marco de trabajo Wails, entorno de ejecución Go, editor de código fuente</w:t>
             </w:r>
           </w:p>
         </w:tc>
@@ -428,7 +428,7 @@
                 <w:b w:val="0"/>
                 <w:sz w:val="20"/>
               </w:rPr>
-              <w:t>Apoyo en el despacho de correspondencia presidencial</w:t>
+              <w:t>Control de expedientes firmados</w:t>
             </w:r>
           </w:p>
         </w:tc>
@@ -449,7 +449,7 @@
                 <w:b w:val="0"/>
                 <w:sz w:val="20"/>
               </w:rPr>
-              <w:t>Colaboración en el registro de salida de expedientes firmados durante el período y apoyo en el envío físico hacia los departamentos de destino, con actualización del control en la hoja de cálculo.</w:t>
+              <w:t>Colaboración en el registro de entrada y salida de expedientes firmados durante el período y apoyo con actualización del control en la hoja de cálculo.</w:t>
             </w:r>
           </w:p>
         </w:tc>
@@ -470,7 +470,7 @@
                 <w:b w:val="0"/>
                 <w:sz w:val="20"/>
               </w:rPr>
-              <w:t>Expedientes firmados, hoja de cálculo institucional</w:t>
+              <w:t>Expedientes firmados, hoja de cálculo</w:t>
             </w:r>
           </w:p>
         </w:tc>
@@ -535,7 +535,7 @@
                 <w:b w:val="0"/>
                 <w:sz w:val="20"/>
               </w:rPr>
-              <w:t>Incorporación del componente WebView2 portable al proceso de compilación de Wails para garantizar la renderización de la interfaz HTML sin requerir la instalación previa de WebView2 en el equipo del usuario.</w:t>
+              <w:t>Incorporación del componente WebView2 portable al proceso de compilación de Wails para garantizar la renderización de la interfaz.</w:t>
             </w:r>
           </w:p>
         </w:tc>
@@ -556,7 +556,7 @@
                 <w:b w:val="0"/>
                 <w:sz w:val="20"/>
               </w:rPr>
-              <w:t>Framework Wails, WebView2 Evergreen Standalone</w:t>
+              <w:t>Marco de trabajo Wails</w:t>
             </w:r>
           </w:p>
         </w:tc>
@@ -600,7 +600,7 @@
                 <w:b w:val="0"/>
                 <w:sz w:val="20"/>
               </w:rPr>
-              <w:t>Compilación y prueba del ejecutable autónomo</w:t>
+              <w:t>Compilación y prueba del ejecutable</w:t>
             </w:r>
           </w:p>
         </w:tc>
@@ -621,7 +621,7 @@
                 <w:b w:val="0"/>
                 <w:sz w:val="20"/>
               </w:rPr>
-              <w:t>Generación del archivo ejecutable final, prueba de su funcionamiento sobre el equipo corporativo de la oficina y verificación de que todos los módulos responden correctamente sin instalaciones adicionales.</w:t>
+              <w:t>Generación del archivo ejecutable, prueba de su funcionamiento sobre el equipo corporativo de la oficina y verificación de que todos los módulos responden correctamente sin instalaciones adicionales.</w:t>
             </w:r>
           </w:p>
         </w:tc>
@@ -707,7 +707,7 @@
                 <w:b w:val="0"/>
                 <w:sz w:val="20"/>
               </w:rPr>
-              <w:t>Identificación y corrección de los errores detectados durante las pruebas del ejecutable: rutas relativas del archivo SQLite, resolución de recursos estáticos y ajustes de permisos de lectura y escritura.</w:t>
+              <w:t>Identificación y corrección de los errores detectados durante las pruebas del ejecutable: rutas relativas del archivo de base de datos y ajustes de permisos de lectura y escritura.</w:t>
             </w:r>
           </w:p>
         </w:tc>
@@ -759,7 +759,7 @@
           <w:b w:val="0"/>
           <w:sz w:val="24"/>
         </w:rPr>
-        <w:t>Ejecutable autónomo del sistema (.exe) empaquetado con Wails y WebView2 portable, funcional en el equipo corporativo sin requerir instalación de dependencias externas.</w:t>
+        <w:t>Ejecutable autónomo del sistema (.exe) empaquetado con Wails y WebView2 portable, funcional en el equipo corporativo.</w:t>
       </w:r>
     </w:p>
     <w:p/>

--- a/juliano/cronogramas/Cronograma_Informatica_Semana6_IUTECP.docx
+++ b/juliano/cronogramas/Cronograma_Informatica_Semana6_IUTECP.docx
@@ -622,6 +622,7 @@
                 <w:sz w:val="20"/>
               </w:rPr>
               <w:t>Generación del archivo ejecutable, prueba de su funcionamiento sobre el equipo corporativo de la oficina y verificación de que todos los módulos responden correctamente sin instalaciones adicionales.</w:t>
+              <w:br/>
             </w:r>
           </w:p>
         </w:tc>
